--- a/app/doc_templates/รายงานเบิกจ่าย.docx
+++ b/app/doc_templates/รายงานเบิกจ่าย.docx
@@ -401,7 +401,7 @@
       <w:tr>
         <w:tc>
           <w:tcPr>
-            <w:tcW w:type="dxa" w:w="3402"/>
+            <w:tcW w:type="dxa" w:w="3175"/>
           </w:tcPr>
           <w:p>
             <w:pPr>
@@ -422,7 +422,7 @@
         </w:tc>
         <w:tc>
           <w:tcPr>
-            <w:tcW w:type="dxa" w:w="1814"/>
+            <w:tcW w:type="dxa" w:w="1701"/>
           </w:tcPr>
           <w:p>
             <w:pPr>
@@ -443,7 +443,7 @@
         </w:tc>
         <w:tc>
           <w:tcPr>
-            <w:tcW w:type="dxa" w:w="3685"/>
+            <w:tcW w:type="dxa" w:w="3430"/>
           </w:tcPr>
           <w:p>
             <w:pPr>
@@ -466,7 +466,7 @@
       <w:tr>
         <w:tc>
           <w:tcPr>
-            <w:tcW w:type="dxa" w:w="3402"/>
+            <w:tcW w:type="dxa" w:w="3175"/>
           </w:tcPr>
           <w:p>
             <w:pPr>
@@ -487,7 +487,7 @@
         </w:tc>
         <w:tc>
           <w:tcPr>
-            <w:tcW w:type="dxa" w:w="1814"/>
+            <w:tcW w:type="dxa" w:w="1701"/>
           </w:tcPr>
           <w:p>
             <w:pPr>
@@ -508,7 +508,7 @@
         </w:tc>
         <w:tc>
           <w:tcPr>
-            <w:tcW w:type="dxa" w:w="3685"/>
+            <w:tcW w:type="dxa" w:w="3430"/>
           </w:tcPr>
           <w:p>
             <w:pPr>
@@ -531,7 +531,7 @@
       <w:tr>
         <w:tc>
           <w:tcPr>
-            <w:tcW w:type="dxa" w:w="3402"/>
+            <w:tcW w:type="dxa" w:w="3175"/>
           </w:tcPr>
           <w:p>
             <w:pPr>
@@ -552,7 +552,7 @@
         </w:tc>
         <w:tc>
           <w:tcPr>
-            <w:tcW w:type="dxa" w:w="1814"/>
+            <w:tcW w:type="dxa" w:w="1701"/>
           </w:tcPr>
           <w:p>
             <w:pPr>
@@ -573,7 +573,7 @@
         </w:tc>
         <w:tc>
           <w:tcPr>
-            <w:tcW w:type="dxa" w:w="3685"/>
+            <w:tcW w:type="dxa" w:w="3430"/>
           </w:tcPr>
           <w:p>
             <w:pPr>
@@ -596,7 +596,7 @@
       <w:tr>
         <w:tc>
           <w:tcPr>
-            <w:tcW w:type="dxa" w:w="3402"/>
+            <w:tcW w:type="dxa" w:w="3175"/>
           </w:tcPr>
           <w:p>
             <w:pPr>
@@ -617,7 +617,7 @@
         </w:tc>
         <w:tc>
           <w:tcPr>
-            <w:tcW w:type="dxa" w:w="1814"/>
+            <w:tcW w:type="dxa" w:w="1701"/>
           </w:tcPr>
           <w:p>
             <w:pPr>
@@ -638,7 +638,7 @@
         </w:tc>
         <w:tc>
           <w:tcPr>
-            <w:tcW w:type="dxa" w:w="3685"/>
+            <w:tcW w:type="dxa" w:w="3430"/>
           </w:tcPr>
           <w:p>
             <w:pPr>
@@ -661,7 +661,7 @@
       <w:tr>
         <w:tc>
           <w:tcPr>
-            <w:tcW w:type="dxa" w:w="3402"/>
+            <w:tcW w:type="dxa" w:w="3175"/>
           </w:tcPr>
           <w:p>
             <w:pPr>
@@ -682,7 +682,7 @@
         </w:tc>
         <w:tc>
           <w:tcPr>
-            <w:tcW w:type="dxa" w:w="1814"/>
+            <w:tcW w:type="dxa" w:w="1701"/>
           </w:tcPr>
           <w:p>
             <w:pPr>
@@ -703,7 +703,7 @@
         </w:tc>
         <w:tc>
           <w:tcPr>
-            <w:tcW w:type="dxa" w:w="3685"/>
+            <w:tcW w:type="dxa" w:w="3430"/>
           </w:tcPr>
           <w:p>
             <w:pPr>
@@ -726,7 +726,7 @@
       <w:tr>
         <w:tc>
           <w:tcPr>
-            <w:tcW w:type="dxa" w:w="3402"/>
+            <w:tcW w:type="dxa" w:w="3175"/>
           </w:tcPr>
           <w:p>
             <w:pPr>
@@ -747,7 +747,7 @@
         </w:tc>
         <w:tc>
           <w:tcPr>
-            <w:tcW w:type="dxa" w:w="1814"/>
+            <w:tcW w:type="dxa" w:w="1701"/>
           </w:tcPr>
           <w:p>
             <w:pPr>
@@ -768,7 +768,7 @@
         </w:tc>
         <w:tc>
           <w:tcPr>
-            <w:tcW w:type="dxa" w:w="3685"/>
+            <w:tcW w:type="dxa" w:w="3430"/>
           </w:tcPr>
           <w:p>
             <w:pPr>
